--- a/submission/SNAP-LRE/cover_letter.docx
+++ b/submission/SNAP-LRE/cover_letter.docx
@@ -501,7 +501,7 @@
         <w:rPr>
           <w:rStyle w:val="VerbatimChar"/>
         </w:rPr>
-        <w:t xml:space="preserve">v1.7.0-paper</w:t>
+        <w:t xml:space="preserve">v1.7.1-paper</w:t>
       </w:r>
       <w:r>
         <w:t xml:space="preserve">, archived at Zenodo under the concept DOI 10.5281/zenodo.22168552</w:t>
@@ -542,7 +542,7 @@
         <w:rPr>
           <w:rStyle w:val="VerbatimChar"/>
         </w:rPr>
-        <w:t xml:space="preserve">v1.7.0-paper</w:t>
+        <w:t xml:space="preserve">v1.7.1-paper</w:t>
       </w:r>
       <w:r>
         <w:t xml:space="preserve">.</w:t>

--- a/submission/SNAP-LRE/cover_letter.docx
+++ b/submission/SNAP-LRE/cover_letter.docx
@@ -501,7 +501,7 @@
         <w:rPr>
           <w:rStyle w:val="VerbatimChar"/>
         </w:rPr>
-        <w:t xml:space="preserve">v1.7.1-paper</w:t>
+        <w:t xml:space="preserve">v1.7.2-paper</w:t>
       </w:r>
       <w:r>
         <w:t xml:space="preserve">, archived at Zenodo under the concept DOI 10.5281/zenodo.22168552</w:t>
@@ -542,7 +542,7 @@
         <w:rPr>
           <w:rStyle w:val="VerbatimChar"/>
         </w:rPr>
-        <w:t xml:space="preserve">v1.7.1-paper</w:t>
+        <w:t xml:space="preserve">v1.7.2-paper</w:t>
       </w:r>
       <w:r>
         <w:t xml:space="preserve">.</w:t>

--- a/submission/SNAP-LRE/cover_letter.docx
+++ b/submission/SNAP-LRE/cover_letter.docx
@@ -501,7 +501,7 @@
         <w:rPr>
           <w:rStyle w:val="VerbatimChar"/>
         </w:rPr>
-        <w:t xml:space="preserve">v1.7.2-paper</w:t>
+        <w:t xml:space="preserve">v1.8.0-paper</w:t>
       </w:r>
       <w:r>
         <w:t xml:space="preserve">, archived at Zenodo under the concept DOI 10.5281/zenodo.22168552</w:t>
@@ -542,7 +542,7 @@
         <w:rPr>
           <w:rStyle w:val="VerbatimChar"/>
         </w:rPr>
-        <w:t xml:space="preserve">v1.7.2-paper</w:t>
+        <w:t xml:space="preserve">v1.8.0-paper</w:t>
       </w:r>
       <w:r>
         <w:t xml:space="preserve">.</w:t>
@@ -1113,19 +1113,19 @@
         <w:t xml:space="preserve"> </w:t>
       </w:r>
       <w:r>
-        <w:t xml:space="preserve">prints the full 33-cell realized false-positive table instead of a summary, which the</w:t>
-      </w:r>
-      <w:r>
-        <w:t xml:space="preserve"> </w:t>
-      </w:r>
-      <w:r>
-        <w:t xml:space="preserve">Introduction commits to explicitly because a truncated version of that table is what would</w:t>
-      </w:r>
-      <w:r>
-        <w:t xml:space="preserve"> </w:t>
-      </w:r>
-      <w:r>
-        <w:t xml:space="preserve">hide the finding. Third, it states the scope limits of each claim individually instead of in</w:t>
+        <w:t xml:space="preserve">provides the full 33-cell realized false-positive table as Online Resource 1 and keeps</w:t>
+      </w:r>
+      <w:r>
+        <w:t xml:space="preserve"> </w:t>
+      </w:r>
+      <w:r>
+        <w:t xml:space="preserve">its summary in the article, because a truncated version of that table is what would hide</w:t>
+      </w:r>
+      <w:r>
+        <w:t xml:space="preserve"> </w:t>
+      </w:r>
+      <w:r>
+        <w:t xml:space="preserve">the finding. Third, it states the scope limits of each claim individually instead of in</w:t>
       </w:r>
       <w:r>
         <w:t xml:space="preserve"> </w:t>
@@ -1149,31 +1149,13 @@
         <w:t xml:space="preserve"> </w:t>
       </w:r>
       <w:r>
-        <w:t xml:space="preserve">the editors would prefer it shorter, I would move material in the following order. The</w:t>
-      </w:r>
-      <w:r>
-        <w:t xml:space="preserve"> </w:t>
-      </w:r>
-      <w:r>
-        <w:t xml:space="preserve">33-cell realized false-positive table with its accompanying paragraph would go first, with</w:t>
-      </w:r>
-      <w:r>
-        <w:t xml:space="preserve"> </w:t>
-      </w:r>
-      <w:r>
-        <w:t xml:space="preserve">the maximum observed rate, the number of flagged cells and the clustering caveat retained in</w:t>
-      </w:r>
-      <w:r>
-        <w:t xml:space="preserve"> </w:t>
-      </w:r>
-      <w:r>
-        <w:t xml:space="preserve">the article. The detail of the eight-key sweep would go next, with its range and conclusion</w:t>
-      </w:r>
-      <w:r>
-        <w:t xml:space="preserve"> </w:t>
-      </w:r>
-      <w:r>
-        <w:t xml:space="preserve">retained. Then the version and timestamp discussion in the Data Availability statement and</w:t>
+        <w:t xml:space="preserve">the editors would prefer it shorter, I would move material in the following order. The detail of</w:t>
+      </w:r>
+      <w:r>
+        <w:t xml:space="preserve"> </w:t>
+      </w:r>
+      <w:r>
+        <w:t xml:space="preserve">the eight-key sweep would go first, with its range and conclusion retained. Then the version and timestamp discussion in the Data Availability statement and</w:t>
       </w:r>
       <w:r>
         <w:t xml:space="preserve"> </w:t>

--- a/submission/SNAP-LRE/cover_letter.docx
+++ b/submission/SNAP-LRE/cover_letter.docx
@@ -501,7 +501,7 @@
         <w:rPr>
           <w:rStyle w:val="VerbatimChar"/>
         </w:rPr>
-        <w:t xml:space="preserve">v1.8.0-paper</w:t>
+        <w:t xml:space="preserve">v1.8.1-paper</w:t>
       </w:r>
       <w:r>
         <w:t xml:space="preserve">, archived at Zenodo under the concept DOI 10.5281/zenodo.22168552</w:t>
@@ -542,7 +542,7 @@
         <w:rPr>
           <w:rStyle w:val="VerbatimChar"/>
         </w:rPr>
-        <w:t xml:space="preserve">v1.8.0-paper</w:t>
+        <w:t xml:space="preserve">v1.8.1-paper</w:t>
       </w:r>
       <w:r>
         <w:t xml:space="preserve">.</w:t>
